--- a/example_articles/setting/Unspecified/2.setting_Unspecified_New_York_Times.docx
+++ b/example_articles/setting/Unspecified/2.setting_Unspecified_New_York_Times.docx
@@ -27,17 +27,17 @@
     </w:p>
     <w:p>
       <w:r>
-        <w:t>Source File: NYT/44.DOCX</w:t>
+        <w:t>Source file: NYT/44.DOCX</w:t>
       </w:r>
     </w:p>
     <w:p>
       <w:r>
-        <w:t>Raw locations result: ['United Kingdom']</w:t>
+        <w:t>Raw locations result, 'locations': ['United Kingdom']</w:t>
       </w:r>
     </w:p>
     <w:p>
       <w:r>
-        <w:t>setting_stand_flat (Standardized): Unspecified</w:t>
+        <w:t>Standardized locations result, 'setting_stand_flat': Unspecified</w:t>
       </w:r>
     </w:p>
     <w:p>

--- a/example_articles/setting/Unspecified/2.setting_Unspecified_New_York_Times.docx
+++ b/example_articles/setting/Unspecified/2.setting_Unspecified_New_York_Times.docx
@@ -7,7 +7,7 @@
         <w:pStyle w:val="Heading1"/>
       </w:pPr>
       <w:r>
-        <w:t>Socialist Vows to Be Capitol Outsider</w:t>
+        <w:t>You Lived Through the 80's and Forgot to Get Rich?</w:t>
       </w:r>
     </w:p>
     <w:p>
@@ -17,22 +17,22 @@
     </w:p>
     <w:p>
       <w:r>
-        <w:t>Date: 1990-11-12</w:t>
+        <w:t>Date: 1990-10-14</w:t>
       </w:r>
     </w:p>
     <w:p>
       <w:r>
-        <w:t>Section: Section B;; Section B; Page 9; Column 4; National Desk; Column 4;</w:t>
+        <w:t>Section: Section 7; Page 9, Column 1; Book Review Desk; Review</w:t>
       </w:r>
     </w:p>
     <w:p>
       <w:r>
-        <w:t>Source file: NYT/44.DOCX</w:t>
+        <w:t>Source file: NYT/43.DOCX</w:t>
       </w:r>
     </w:p>
     <w:p>
       <w:r>
-        <w:t>Raw locations result, 'locations': ['United Kingdom']</w:t>
+        <w:t>Raw locations result, 'locations': ['NA']</w:t>
       </w:r>
     </w:p>
     <w:p>
@@ -49,53 +49,31 @@
     </w:p>
     <w:p>
       <w:r>
-        <w:t>Twenty years ago, many Vermont residents saw Bernard Sanders as little more than a political hippie.</w:t>
+        <w:t>THE IMPERIAL MIDDLE</w:t>
         <w:br/>
-        <w:t>He was an outspoken advocate of social causes who called himself a socialist and called for taxing the rich, caring for the poor and building a truly progressive political party in America.</w:t>
+        <w:t>Why Americans Can't Think Straight About Class.</w:t>
         <w:br/>
-        <w:t>Now, irked by flip-flopping politicians and the legacy of Reaganomics, voters in this increasingly liberal state have ousted their Congressman and are sending Mr. Sanders to Washington in his place.</w:t>
+        <w:t>By Benjamin DeMott.</w:t>
         <w:br/>
-        <w:t>Mr. Sanders, the former Mayor of Burlington, identifies himself as a "democratic socialist," but he ran for Congress as an independent, defeating the state's lone Representative, Peter P. Smith, a Republican, by 17 percentage points on Tuesday. Mr. Sanders is the first truly independent candidate elected to Congress since Henry Frazier Reams, a former Democrat, was elected to the House in 1952.</w:t>
+        <w:t>264 pp. New York:</w:t>
         <w:br/>
-        <w:t>"If timing is everything in politics, this was perfect timing for his campaign," said Gov. Madeleine M. Kunin, who like other New England Governors is seeing her state slide into recession. "Now the question is whether a man who has made his career fighting the system will be able to be an insider and an outsider at the same time."</w:t>
+        <w:t>William Morrow &amp; Company.</w:t>
         <w:br/>
-        <w:t>And while Mr. Sanders admits he has learned how to make short-term compromises, the 49-year-old Brooklyn native said his unequivocal answer to the insider-outsider question was "no."</w:t>
+        <w:t>$18.95.</w:t>
         <w:br/>
-        <w:t>His credentials as a socialist date to his membership in a Socialist party at the University of Chicago. In 1980 he was one of three electors for the Socialist Workers' Party, and then helped formed a new Vermont party, the Burlington Progressive Coalition.</w:t>
+        <w:t>Not long ago, when I was doing a radio interview on much the same themes Benjamin DeMott addresses in ''The Imperial Middle,'' a woman called in to ask, in a plaintive tone, ''Do we have to talk about class? Why can't we just treat everyone as an individual?'' For this woman, as for so many Americans, class, unlike race or gender, is not a category that helps to explain the individual condition. It is a judgment that admits of no excuses: are you middle-aged and still not middle-class? Someone who lived through the 80's and, somehow, in the flurry, forgot to get rich?</w:t>
         <w:br/>
-        <w:t>In his victory speech Tuesday night Mr. Sanders said Vermont was "leading the way for the fight for a political revolution which would take power from the wealthy and return it to the people."</w:t>
+        <w:t>But class, no less than race or gender, is a central and sometimes tragic part of each person's story. It leaves its imprint on the personality: a questing, expansionist outlook goes well with trust funds and recreational travel; an aggrieved and narrower view better suits the paycheck-to-paycheck way of life, the cramped apartments and indifferent schools. It leaves deep marks on the body too: bad teeth; chronic, uncorrected health problems; blackened lungs; and ruined backs. And it can be, in all kinds of ways, a determinant of early death. In ''The Imperial Middle,'' Mr. DeMott tells of a black youth, rescued from the ghetto by a scholarship to an elite liberal-arts college, who was faced with a freshman swimming test. All the other youngsters dived in confidently and swam their laps; then this youth dived in - and promptly drowned. Apparently no one had stopped to think that not all children go to summer camp.</w:t>
         <w:br/>
-        <w:t>Sitting at his campaign headquarters here, surrounded by crudely written cardboard "Bernie" signs, and biting into a McDonald's pastry, Mr. Sanders said: "I'm not an insider. I know who I am. I know where I came from. I don't need to get down on my knees and ask rich people for their help. The point of this is to show the nation that we, here in Vermont, have given people a real political alternative."</w:t>
+        <w:t>For this and other reasons, Mr. DeMott, who is the Mellon Professor of Humanities at Amherst College, believes that we do, indeed, have to talk about class. The sturdiest obstacle, he argues, is the American myth of classlessness, which usually presents itself as the belief that we are all middle-class, and that the occasional exception is deviant, suspect and probably dumb. Mr. DeMott excels at exposing the insularity that leads the upper middle class to imagine, among other things, that everyone can swim. Among many instances of class bias in the news media, he brings us two famous anchormen, stroking their chins over Jesse Jackson's support in the 1988 Democratic Presidential primaries and opining that movements of the lower classes have a tendency to ''go awry.'' Or there is the television critic who asks, insultingly, of the working-class heroine on ''Roseanne'': how did she get so smart?</w:t>
         <w:br/>
-        <w:t>His victory, he added, is evidence that working-class people can "fight against the establishment."</w:t>
+        <w:t>The myth of classlessness is buttressed, in Mr. DeMott's analysis, by what he calls the ''omni syndrome'' - the idea that, whatever our differences, ''each has access to all.'' Lee Iacocca asserts he is a friend of the guys on the line, while George Bush claims to favor pork cracklings over broccoli and to fall asleep to the music of Loretta Lynn and Crystal Gayle. In the grip of the omni syndrome, we lose the ''skills and arts'' of discerning differences. We cannot, at some basic, socially gritty level, tell one person from another, and we are left with an empty notion of the self, free-floating, unscathed by social structures or human contact - the individual of my radio-show caller's concern.</w:t>
         <w:br/>
-        <w:t>Mr. Sanders, who came to Vermont in 1968, has long been a renegade in a state that was once the most Republican in the union. After running unsuccessfully in four statewide races as a Liberty Union Party candidate, Mr. Sanders stunned established politicians in 1981 by defeating Gordon H. Paquette, Mayor of Burlington for five terms. His winning margin was 10 votes.</w:t>
+        <w:t>My only problem with ''The Imperial Middle'' is that it holds back from indicting, in the obvious terms of class, the human agents of obfuscation. Myths have makers, syndromes have etiology, and the layers of gauze over the subject of class were not put there by secretaries or factory hands. Mr. DeMott knows this and notes that the news media are the ''voice of the imperial middle'' and that the myth of classlessness can be seen as a defensive strategy on the part of the professional middle class.</w:t>
         <w:br/>
-        <w:t>Mr. Sanders was elected to four consecutive two-year terms. Since leaving office in 1989, he has taught at Hamilton College in Clinton, N.Y., and at the John F. Kennedy School of Government at Harvard University. He has been praised for pushing through progressive programs in Burlington: an after-school program for youths, city-subsidized child care, a community boathouse, a city arts office and a youth council.</w:t>
+        <w:t>These points deserve to be more than noted. Myths of a classless meritocracy are flattering to elites, including, of course, the even more ''imperial'' upper class. So, too, is the recent myth of an incorrigible ''underclass,'' whose failings are said to be so entirely personal and moral that nothing can be done. If it is the ''voice of the imperial middle'' that brings us these myths, then the question ''Why Americans can't think straight about class?'' can be answered more pointedly, like this: we have been misled by our pundits and scholars because they are members of a relative elite - the imperial or professional middle class - which has a stake in obscuring the causes and true dimensions of inequality.</w:t>
         <w:br/>
-        <w:t>Mr. Sander's Congressional campaign, supported by an extensive grass-roots organization, was propelled by a backlash against Mr. Smith, a freshman Representative who seemed to change positions on two pivotal issues: gun control and the Federal budget.</w:t>
-        <w:br/>
-        <w:t>Even though Mr. Sanders supports gun control, the National Rifle Association endorsed him after Mr. Smith voted for controls on semiautomatic assault-type weapons after earlier promising to oppose such measures.</w:t>
-        <w:br/>
-        <w:t>In a campaign appearance by President Bush, Mr. Smith was critical of the final form of the budget, although he had voted for the preliminary Congressional budget package that would have cut $60 billion in Medicare spending and raised taxes on gasoline and home heating oil.</w:t>
-        <w:br/>
-        <w:t>The Democrat in the House race, Delores Sandoval, trailed badly after announcing a proposal for "controlled legalization" of drugs.</w:t>
-        <w:br/>
-        <w:t>Mr. Sanders says his agenda in Congress will include lower limits on campaign spending, a steeply progressive income tax, a national health care program, support for education, affordable housing and 50 percent cuts in military spending over the next five years.</w:t>
-        <w:br/>
-        <w:t>Mr. Sanders said that he hopeds to join the Democratic Caucus in the House and would support the Democratic committee appointments but that he would not change his independent status to do so. "We are causing them a good deal of consternation I realize," Mr. Sanders said with a smile, "but I'm optimistic things will work out."</w:t>
-        <w:br/>
-        <w:t>Speaker Thomas S. Foley, Democrat of Washington, has said Mr. Sanders's membership would be subject to a caucus vote on Dec. 3. Representative Steny H. Hoyer of Maryland, chairman of the Democratic group, said he would wait to comment until the vote.</w:t>
-        <w:br/>
-        <w:t>But Representative Charles Wilson, Democrat of Texas, expressed reservations about the newcomer. "The Democratic Caucus is for Democrats," Mr. Wilson said. "I'm sure the more liberal members of the caucus will welcome him in. But to many of us from the South, it is going to be hard when our opponents start saying that the Democrats and the socialists have all gotten together."</w:t>
-        <w:br/>
-        <w:br/>
-        <w:t>Graphic</w:t>
-        <w:br/>
-        <w:br/>
-        <w:t xml:space="preserve"> </w:t>
-        <w:br/>
-        <w:t>Photo: Bernard Sanders, the Representative-elect from Vermont, in Burlington last week. He identifies himself as a "democratic socialist." (Paul O. Boisvert for The New York Times)</w:t>
+        <w:t>But this is not a hard-nosed, ax-grinding kind of book. ''The Imperial Middle'' is a work of cultural criticism, and if it is occasionally a bit elusive, it is also imaginative, challenging and a pleasure to read. For anyone ready to cut through our collective delusions and begin the long overdue talk about class, there could not be a more congenial conversationalist than Mr. DeMott.</w:t>
       </w:r>
     </w:p>
     <w:sectPr>

--- a/example_articles/setting/Unspecified/2.setting_Unspecified_New_York_Times.docx
+++ b/example_articles/setting/Unspecified/2.setting_Unspecified_New_York_Times.docx
@@ -7,7 +7,7 @@
         <w:pStyle w:val="Heading1"/>
       </w:pPr>
       <w:r>
-        <w:t>You Lived Through the 80's and Forgot to Get Rich?</w:t>
+        <w:t>The Lincoln Caucus</w:t>
       </w:r>
     </w:p>
     <w:p>
@@ -17,17 +17,17 @@
     </w:p>
     <w:p>
       <w:r>
-        <w:t>Date: 1990-10-14</w:t>
+        <w:t>Date: 2016-04-08</w:t>
       </w:r>
     </w:p>
     <w:p>
       <w:r>
-        <w:t>Section: Section 7; Page 9, Column 1; Book Review Desk; Review</w:t>
+        <w:t>Section: Section A; Column 0; Editorial Desk; Pg. 25; OP-ED COLUMNIST</w:t>
       </w:r>
     </w:p>
     <w:p>
       <w:r>
-        <w:t>Source file: NYT/43.DOCX</w:t>
+        <w:t>Source file: NYT/24.DOCX</w:t>
       </w:r>
     </w:p>
     <w:p>
@@ -49,31 +49,48 @@
     </w:p>
     <w:p>
       <w:r>
-        <w:t>THE IMPERIAL MIDDLE</w:t>
+        <w:t>The Republican presidential campaign just changed. Until now this has been a candidate-centric process. All the different candidates were competing to get a majority of delegates to the G.O.P. convention. But now it's likely no candidate will get that majority on the first ballot.</w:t>
         <w:br/>
-        <w:t>Why Americans Can't Think Straight About Class.</w:t>
+        <w:t xml:space="preserve">So the campaign has become a delegate-centric process. Suddenly the delegates have all the power and the candidates have to woo them for their support. The crucial question is, how are delegates going to use their power? </w:t>
         <w:br/>
-        <w:t>By Benjamin DeMott.</w:t>
+        <w:t xml:space="preserve">  Well, they could go the solitary path. In this model the delegates give away their support one by one. But they'd get nothing for it in return -- except maybe a hug from Ivanka Trump or a Ted Cruz coffee mug. Big whoop.</w:t>
         <w:br/>
-        <w:t>264 pp. New York:</w:t>
+        <w:t xml:space="preserve">  Or they could choose the collective path.</w:t>
         <w:br/>
-        <w:t>William Morrow &amp; Company.</w:t>
+        <w:t xml:space="preserve">  This is the path that recognizes that the situation we're in now is more like a parliamentary process than a presidential process. Even very small groups can have an amazing influence over big candidates who are trying to build a majority coalition. Think of the way small Israeli religious parties extract concessions from the much larger Israeli parties.</w:t>
         <w:br/>
-        <w:t>$18.95.</w:t>
+        <w:t xml:space="preserve">  So I'm suggesting some number of delegates organize themselves into a caucus called the Lincoln Caucus. The Lincoln Caucus would not be an explicitly anti-Trump caucus or an anti-Cruz caucus. It would just be a caucus made up of delegates who are not happy with the choices currently before them.</w:t>
         <w:br/>
-        <w:t>Not long ago, when I was doing a radio interview on much the same themes Benjamin DeMott addresses in ''The Imperial Middle,'' a woman called in to ask, in a plaintive tone, ''Do we have to talk about class? Why can't we just treat everyone as an individual?'' For this woman, as for so many Americans, class, unlike race or gender, is not a category that helps to explain the individual condition. It is a judgment that admits of no excuses: are you middle-aged and still not middle-class? Someone who lived through the 80's and, somehow, in the flurry, forgot to get rich?</w:t>
+        <w:t xml:space="preserve">  The evidence suggests that there will be a lot of these delegates. Only 10 percent of the delegates are named by the presidential campaigns. The vast majority, still to be chosen, will be local activists or state legislators.</w:t>
         <w:br/>
-        <w:t>But class, no less than race or gender, is a central and sometimes tragic part of each person's story. It leaves its imprint on the personality: a questing, expansionist outlook goes well with trust funds and recreational travel; an aggrieved and narrower view better suits the paycheck-to-paycheck way of life, the cramped apartments and indifferent schools. It leaves deep marks on the body too: bad teeth; chronic, uncorrected health problems; blackened lungs; and ruined backs. And it can be, in all kinds of ways, a determinant of early death. In ''The Imperial Middle,'' Mr. DeMott tells of a black youth, rescued from the ghetto by a scholarship to an elite liberal-arts college, who was faced with a freshman swimming test. All the other youngsters dived in confidently and swam their laps; then this youth dived in - and promptly drowned. Apparently no one had stopped to think that not all children go to summer camp.</w:t>
+        <w:t xml:space="preserve">  If they have a chance on a second or third ballot, many of them will love to vote against Donald Trump. By July, many of them, I suspect, will be less satisfied with Cruz than they are today -- after he gets crushed in a bunch of big primaries and gets bloodied in the Trump-Cruz civil war.</w:t>
         <w:br/>
-        <w:t>For this and other reasons, Mr. DeMott, who is the Mellon Professor of Humanities at Amherst College, believes that we do, indeed, have to talk about class. The sturdiest obstacle, he argues, is the American myth of classlessness, which usually presents itself as the belief that we are all middle-class, and that the occasional exception is deviant, suspect and probably dumb. Mr. DeMott excels at exposing the insularity that leads the upper middle class to imagine, among other things, that everyone can swim. Among many instances of class bias in the news media, he brings us two famous anchormen, stroking their chins over Jesse Jackson's support in the 1988 Democratic Presidential primaries and opining that movements of the lower classes have a tendency to ''go awry.'' Or there is the television critic who asks, insultingly, of the working-class heroine on ''Roseanne'': how did she get so smart?</w:t>
+        <w:t xml:space="preserve">  I'm suggesting that the delegates who signed up to be members of the Lincoln Caucus make a pledge to work and vote together at the convention.</w:t>
         <w:br/>
-        <w:t>The myth of classlessness is buttressed, in Mr. DeMott's analysis, by what he calls the ''omni syndrome'' - the idea that, whatever our differences, ''each has access to all.'' Lee Iacocca asserts he is a friend of the guys on the line, while George Bush claims to favor pork cracklings over broccoli and to fall asleep to the music of Loretta Lynn and Crystal Gayle. In the grip of the omni syndrome, we lose the ''skills and arts'' of discerning differences. We cannot, at some basic, socially gritty level, tell one person from another, and we are left with an empty notion of the self, free-floating, unscathed by social structures or human contact - the individual of my radio-show caller's concern.</w:t>
+        <w:t xml:space="preserve">  The first thing the Lincoln Caucus would do is plant a flag for a different style of Republicanism. Members of the caucus would remind the country that there still are Republicans who believe in prudent globalism, reform conservative ideas to lift up the working class. There are still Republicans who believe in certain standards of polite behavior in public and pragmatic compromise.</w:t>
         <w:br/>
-        <w:t>My only problem with ''The Imperial Middle'' is that it holds back from indicting, in the obvious terms of class, the human agents of obfuscation. Myths have makers, syndromes have etiology, and the layers of gauze over the subject of class were not put there by secretaries or factory hands. Mr. DeMott knows this and notes that the news media are the ''voice of the imperial middle'' and that the myth of classlessness can be seen as a defensive strategy on the part of the professional middle class.</w:t>
+        <w:t xml:space="preserve">  If the Republican ticket gets devastated in November, members of the Lincoln Caucus could say, ''We stood for something different,'' and they'd be in a good position to lead the rebuilding process.</w:t>
         <w:br/>
-        <w:t>These points deserve to be more than noted. Myths of a classless meritocracy are flattering to elites, including, of course, the even more ''imperial'' upper class. So, too, is the recent myth of an incorrigible ''underclass,'' whose failings are said to be so entirely personal and moral that nothing can be done. If it is the ''voice of the imperial middle'' that brings us these myths, then the question ''Why Americans can't think straight about class?'' can be answered more pointedly, like this: we have been misled by our pundits and scholars because they are members of a relative elite - the imperial or professional middle class - which has a stake in obscuring the causes and true dimensions of inequality.</w:t>
+        <w:t xml:space="preserve">  But the Lincoln Caucus would primarily serve more immediate ends.</w:t>
         <w:br/>
-        <w:t>But this is not a hard-nosed, ax-grinding kind of book. ''The Imperial Middle'' is a work of cultural criticism, and if it is occasionally a bit elusive, it is also imaginative, challenging and a pleasure to read. For anyone ready to cut through our collective delusions and begin the long overdue talk about class, there could not be a more congenial conversationalist than Mr. DeMott.</w:t>
+        <w:t xml:space="preserve">  First, the Lincoln Caucus would work with the rules committee to get rid of any party bylaws that inhibit delegate flexibility at the convention. Second, it would tell the Trump and Cruz campaigns this: After the second ballot, we will entertain offers for our support. You may offer us policy pledges, personnel positions or anything you think will win our favor.</w:t>
+        <w:br/>
+        <w:t xml:space="preserve">  After the offers were in, members of the Lincoln Caucus would hold a public vote. They could vote for the Trump offer, for the Cruz offer or for some as yet unknown third candidate. If most of the Lincoln Caucus votes went for the third option, then that person would be the caucus candidate in the ensuing convention ballots.</w:t>
+        <w:br/>
+        <w:t xml:space="preserve">  This process would bring the Trump and Cruz campaigns back toward the Republican mainstream. It would create a road toward party unity after one deal or another was reached. It might go some way toward heading off a general election debacle.</w:t>
+        <w:br/>
+        <w:t xml:space="preserve">  It would also create a democratic path toward a Republican nominee who is not Trump or Cruz. Remember, the members of the caucus would be delegates, not Washington insiders. They would be a committeeman from Missouri or a state rep from Ohio. They'd be tied to the grass roots, and the press would be all over these people at the convention. This is the best way to get a non-Trump/Cruz candidate without sparking riots in the streets.</w:t>
+        <w:br/>
+        <w:t xml:space="preserve">  Mostly, members of the Lincoln Caucus would stand up for the legitimate rights of the party. In our republican system, it is parties that choose nominees; not primary voters. Parties are lasting institutions that manage coalitions, preserve historical commitments, protect us from flash-in-the-pan demagogues and impose restraints on the excessively ambitious. The Lincoln Caucus would embody these legitimate institutional responsibilities.</w:t>
+        <w:br/>
+        <w:t xml:space="preserve">  It's impossible to tell where this process is heading. It would be nice to have a pre-organized faction, standing up for pragmatic, reform conservative ideas, ready for whatever may come.</w:t>
+        <w:br/>
+        <w:t xml:space="preserve">  If modern conservatives don't stand together, they will surely hang separately.</w:t>
+        <w:br/>
+        <w:t xml:space="preserve">  Follow The New York Times Opinion section on Facebook and Twitter, and sign up for the Opinion Today newsletter.</w:t>
+        <w:br/>
+        <w:br/>
+        <w:t>http://www.nytimes.com/2016/04/08/opinion/the-lincoln-caucus.html</w:t>
       </w:r>
     </w:p>
     <w:sectPr>
